--- a/flow/20240204_zachala/ap154.docx
+++ b/flow/20240204_zachala/ap154.docx
@@ -457,21 +457,21 @@
       </w:pPr>
       <w:r>
         <w:rPr>
+          <w:rStyle w:val="Versetto"/>
+        </w:rPr>
+        <w:t>11.</w:t>
+      </w:r>
+      <w:r>
+        <w:rPr>
+          <w:color w:val="000000"/>
+        </w:rPr>
+        <w:t xml:space="preserve"> </w:t>
+      </w:r>
+      <w:r>
+        <w:rPr>
           <w:color w:val="000000"/>
         </w:rPr>
         <w:t>Браття,</w:t>
-      </w:r>
-      <w:r>
-        <w:rPr>
-          <w:rStyle w:val="Versetto"/>
-        </w:rPr>
-        <w:t xml:space="preserve"> </w:t>
-      </w:r>
-      <w:r>
-        <w:rPr>
-          <w:rStyle w:val="Versetto"/>
-        </w:rPr>
-        <w:t>11.</w:t>
       </w:r>
       <w:r>
         <w:rPr>
